--- a/downloads/teacher/05 Materials/Unit 00/Slides/Slides 00.05 - The Room and Lab Agreement and Pre-Assessment.docx
+++ b/downloads/teacher/05 Materials/Unit 00/Slides/Slides 00.05 - The Room and Lab Agreement and Pre-Assessment.docx
@@ -213,16 +213,7 @@
         <w:pStyle w:val="Compact"/>
       </w:pPr>
       <w:r>
-        <w:t xml:space="preserve">The nurse’s list for this room this year:</w:t>
-      </w:r>
-      <w:r>
-        <w:t xml:space="preserve"> </w:t>
-      </w:r>
-      <w:r>
-        <w:rPr>
-          <w:rStyle w:val="TeacherNote"/>
-        </w:rPr>
-        <w:t xml:space="preserve">[Sal: the foods]</w:t>
+        <w:t xml:space="preserve">The nurse’s list for this room this year, read aloud</w:t>
       </w:r>
     </w:p>
     <w:p>
